--- a/manuscript/drafts/methods_scenarioB_tr.docx
+++ b/manuscript/drafts/methods_scenarioB_tr.docx
@@ -51,7 +51,7 @@
         <w:pStyle w:val="BodyText"/>
       </w:pPr>
       <w:r>
-        <w:t xml:space="preserve">Çalışma iki hipotezi test etmektedir. Birincil hipotez (H1), Alzheimer hastalığı (AH) ile glioblastoma multiforme (GBM) arasında bulk transkriptomik düzeyde bildirilen paylaşılan farklı ifade edilen genlerin (DEG) hücre kompozisyonu kontrol edildiğinde belirgin biçimde azaldığını ve bu azalmanın dekonvolüsyon yönteminden bağımsız olduğunu öne sürmektedir. İkincil hipotez (H2), bulk düzeyde kalan paylaşılan nöronal program sinyalinin, AH’de savunmasız RORB+ entorinal korteks eksitatör nöronlarının transkripsiyonel kimliği ile GBM’deki nöral soy benzeri (NPC-benzeri ve OPC-benzeri) malign hücre durumlarının transkripsiyonel kimliği arasındaki örtüşmeyi yansıttığını öne sürmektedir.</w:t>
+        <w:t xml:space="preserve">Çalışma iki hipotezi test etmektedir. Birincil hipotez (H1), Alzheimer hastalığı (AH) ile glioblastoma multiforme (GBM) arasında bulk transkriptomik düzeyde bildirilen paylaşılan farklı ifade edilen genlerin (DEG) hücre kompozisyonu kontrol edildiğinde belirgin biçimde azaldığını ve bu azalmanın dekonvolüsyon yönteminden bağımsız olduğunu öne sürmektedir. İkincil hipotez (H2), bulk düzeyde kalan paylaşılan nöronal program sinyalinin, AH’de savunmasız RORB+ entorinal korteks eksitatör nöronlarının transkripsiyonel kimliği ile GBM’deki nöral soy benzeri (NPC-benzeri ve OPC-benzeri) malign hücre durumlarının transkripsiyonel kimliği arasındaki örtüşmeyi yansıttığını öne sürmektedir. Çalışmanın tasarımı ve her iki hipotez için karar akışı Şekil 1’de özetlenmiştir.</w:t>
       </w:r>
     </w:p>
     <w:bookmarkEnd w:id="20"/>
